--- a/FEDL/Exp-9.docx
+++ b/FEDL/Exp-9.docx
@@ -14,7 +14,7 @@
           <w:szCs w:val="26"/>
           <w:rtl w:val="0"/>
         </w:rPr>
-        <w:t xml:space="preserve">Name:</w:t>
+        <w:t>Name: Sayyad Faizan</w:t>
       </w:r>
       <w:r>
         <w:rPr>
@@ -25,7 +25,6 @@
           <w:szCs w:val="26"/>
           <w:rtl w:val="0"/>
         </w:rPr>
-        <w:t xml:space="preserve"> </w:t>
       </w:r>
       <w:r>
         <w:rPr>
@@ -35,7 +34,6 @@
           <w:szCs w:val="26"/>
           <w:rtl w:val="0"/>
         </w:rPr>
-        <w:t xml:space="preserve">Aavez khan</w:t>
       </w:r>
       <w:r>
         <w:rPr>
@@ -56,7 +54,7 @@
           <w:szCs w:val="24"/>
           <w:rtl w:val="0"/>
         </w:rPr>
-        <w:t xml:space="preserve">Roll No.:24CO</w:t>
+        <w:t>Roll No.:25DCO11</w:t>
       </w:r>
       <w:r>
         <w:rPr>
@@ -64,7 +62,6 @@
           <w:bCs w:val="1"/>
           <w:rtl w:val="0"/>
         </w:rPr>
-        <w:t xml:space="preserve">15</w:t>
       </w:r>
       <w:r>
         <w:rPr>
@@ -142,6 +139,7 @@
       </w:pPr>
       <w:r>
         <w:rPr>
+          <w:color w:val="334155"/>
           <w:rtl w:val="0"/>
         </w:rPr>
         <w:t xml:space="preserve">Objectives</w:t>
@@ -406,6 +404,7 @@
       </w:pPr>
       <w:r>
         <w:rPr>
+          <w:color w:val="334155"/>
           <w:rtl w:val="0"/>
         </w:rPr>
         <w:t xml:space="preserve">Prerequisites</w:t>
@@ -586,6 +585,7 @@
       </w:pPr>
       <w:r>
         <w:rPr>
+          <w:color w:val="334155"/>
           <w:rtl w:val="0"/>
         </w:rPr>
         <w:t xml:space="preserve">What is React Router?</w:t>
@@ -745,6 +745,7 @@
       </w:pPr>
       <w:r>
         <w:rPr>
+          <w:color w:val="334155"/>
           <w:rtl w:val="0"/>
         </w:rPr>
         <w:t xml:space="preserve">Important React Router Concepts</w:t>
@@ -925,6 +926,7 @@
       </w:pPr>
       <w:r>
         <w:rPr>
+          <w:color w:val="334155"/>
           <w:rtl w:val="0"/>
         </w:rPr>
         <w:t xml:space="preserve">Install React Router</w:t>
@@ -1060,6 +1062,7 @@
       </w:pPr>
       <w:r>
         <w:rPr>
+          <w:color w:val="334155"/>
           <w:rtl w:val="0"/>
         </w:rPr>
         <w:t xml:space="preserve">Menu.js</w:t>
@@ -1846,6 +1849,7 @@
       </w:pPr>
       <w:r>
         <w:rPr>
+          <w:color w:val="334155"/>
           <w:rtl w:val="0"/>
         </w:rPr>
         <w:t xml:space="preserve">Welcome.js</w:t>
@@ -2189,6 +2193,7 @@
       </w:pPr>
       <w:r>
         <w:rPr>
+          <w:color w:val="334155"/>
           <w:rtl w:val="0"/>
         </w:rPr>
         <w:t xml:space="preserve">About.js</w:t>
@@ -2392,6 +2397,7 @@
       </w:pPr>
       <w:r>
         <w:rPr>
+          <w:color w:val="334155"/>
           <w:rtl w:val="0"/>
         </w:rPr>
         <w:t xml:space="preserve">App.js</w:t>
@@ -2846,6 +2852,7 @@
       </w:pPr>
       <w:r>
         <w:rPr>
+          <w:color w:val="334155"/>
           <w:rtl w:val="0"/>
         </w:rPr>
         <w:t xml:space="preserve">Working of Basic Routing</w:t>
@@ -3019,6 +3026,7 @@
       </w:pPr>
       <w:r>
         <w:rPr>
+          <w:color w:val="334155"/>
           <w:rtl w:val="0"/>
         </w:rPr>
         <w:t xml:space="preserve">Using Link</w:t>
@@ -3092,6 +3100,7 @@
       </w:pPr>
       <w:r>
         <w:rPr>
+          <w:color w:val="334155"/>
           <w:rtl w:val="0"/>
         </w:rPr>
         <w:t xml:space="preserve">Using NavLink</w:t>
@@ -3276,6 +3285,7 @@
       </w:pPr>
       <w:r>
         <w:rPr>
+          <w:color w:val="334155"/>
           <w:rtl w:val="0"/>
         </w:rPr>
         <w:t xml:space="preserve">Nested Routes</w:t>
@@ -3711,6 +3721,7 @@
       </w:pPr>
       <w:r>
         <w:rPr>
+          <w:color w:val="334155"/>
           <w:rtl w:val="0"/>
         </w:rPr>
         <w:t xml:space="preserve">Dynamic Routes using URL Parameters</w:t>
@@ -3978,6 +3989,7 @@
       </w:pPr>
       <w:r>
         <w:rPr>
+          <w:color w:val="334155"/>
           <w:rtl w:val="0"/>
         </w:rPr>
         <w:t xml:space="preserve">Programmatic Navigation using useNavigate</w:t>
@@ -4224,6 +4236,7 @@
       </w:pPr>
       <w:r>
         <w:rPr>
+          <w:color w:val="334155"/>
           <w:rtl w:val="0"/>
         </w:rPr>
         <w:t xml:space="preserve">Handling 404 / Invalid Routes</w:t>
@@ -4548,6 +4561,7 @@
       </w:pPr>
       <w:r>
         <w:rPr>
+          <w:color w:val="334155"/>
           <w:rtl w:val="0"/>
         </w:rPr>
         <w:t xml:space="preserve">Practical Output / Screenshot</w:t>
@@ -4627,6 +4641,7 @@
       </w:pPr>
       <w:r>
         <w:rPr>
+          <w:color w:val="334155"/>
           <w:rtl w:val="0"/>
         </w:rPr>
         <w:t xml:space="preserve">Working of the Example</w:t>
@@ -4681,6 +4696,7 @@
       </w:pPr>
       <w:r>
         <w:rPr>
+          <w:color w:val="334155"/>
           <w:rtl w:val="0"/>
         </w:rPr>
         <w:t xml:space="preserve">Three Important Forms of Navigation</w:t>
@@ -4756,6 +4772,7 @@
       </w:pPr>
       <w:r>
         <w:rPr>
+          <w:color w:val="334155"/>
           <w:rtl w:val="0"/>
         </w:rPr>
         <w:t xml:space="preserve">Conclusion</w:t>
@@ -4783,12 +4800,34 @@
       </w:r>
     </w:p>
     <w:sectPr>
+      <w:headerReference w:type="default" r:id="rId8"/>
+      <w:footerReference w:type="default" r:id="rId9"/>
       <w:pgSz w:h="15840" w:w="12240" w:orient="portrait"/>
       <w:pgMar w:bottom="720" w:top="720" w:left="1440" w:right="1440" w:header="720" w:footer="720"/>
       <w:pgNumType w:start="1"/>
     </w:sectPr>
   </w:body>
 </w:document>
+</file>
+
+<file path=word/footer1.xml><?xml version="1.0" encoding="utf-8"?>
+<w:ftr xmlns:m="http://schemas.openxmlformats.org/officeDocument/2006/math" xmlns:mc="http://schemas.openxmlformats.org/markup-compatibility/2006" xmlns:mo="http://schemas.microsoft.com/office/mac/office/2008/main" xmlns:mv="urn:schemas-microsoft-com:mac:vml" xmlns:o="urn:schemas-microsoft-com:office:office" xmlns:r="http://schemas.openxmlformats.org/officeDocument/2006/relationships" xmlns:v="urn:schemas-microsoft-com:vml" xmlns:w10="urn:schemas-microsoft-com:office:word" xmlns:w14="http://schemas.microsoft.com/office/word/2010/wordml" xmlns:w="http://schemas.openxmlformats.org/wordprocessingml/2006/main" xmlns:wne="http://schemas.microsoft.com/office/word/2006/wordml" xmlns:wp14="http://schemas.microsoft.com/office/word/2010/wordprocessingDrawing" xmlns:wp="http://schemas.openxmlformats.org/drawingml/2006/wordprocessingDrawing" xmlns:wpc="http://schemas.microsoft.com/office/word/2010/wordprocessingCanvas" xmlns:wpg="http://schemas.microsoft.com/office/word/2010/wordprocessingGroup" xmlns:wpi="http://schemas.microsoft.com/office/word/2010/wordprocessingInk" xmlns:wps="http://schemas.microsoft.com/office/word/2010/wordprocessingShape" mc:Ignorable="w14 wp14">
+  <w:p>
+    <w:pPr>
+      <w:pStyle w:val="Footer"/>
+    </w:pPr>
+  </w:p>
+</w:ftr>
+</file>
+
+<file path=word/header1.xml><?xml version="1.0" encoding="utf-8"?>
+<w:hdr xmlns:m="http://schemas.openxmlformats.org/officeDocument/2006/math" xmlns:mc="http://schemas.openxmlformats.org/markup-compatibility/2006" xmlns:mo="http://schemas.microsoft.com/office/mac/office/2008/main" xmlns:mv="urn:schemas-microsoft-com:mac:vml" xmlns:o="urn:schemas-microsoft-com:office:office" xmlns:r="http://schemas.openxmlformats.org/officeDocument/2006/relationships" xmlns:v="urn:schemas-microsoft-com:vml" xmlns:w10="urn:schemas-microsoft-com:office:word" xmlns:w14="http://schemas.microsoft.com/office/word/2010/wordml" xmlns:w="http://schemas.openxmlformats.org/wordprocessingml/2006/main" xmlns:wne="http://schemas.microsoft.com/office/word/2006/wordml" xmlns:wp14="http://schemas.microsoft.com/office/word/2010/wordprocessingDrawing" xmlns:wp="http://schemas.openxmlformats.org/drawingml/2006/wordprocessingDrawing" xmlns:wpc="http://schemas.microsoft.com/office/word/2010/wordprocessingCanvas" xmlns:wpg="http://schemas.microsoft.com/office/word/2010/wordprocessingGroup" xmlns:wpi="http://schemas.microsoft.com/office/word/2010/wordprocessingInk" xmlns:wps="http://schemas.microsoft.com/office/word/2010/wordprocessingShape" mc:Ignorable="w14 wp14">
+  <w:p>
+    <w:pPr>
+      <w:pStyle w:val="Header"/>
+    </w:pPr>
+  </w:p>
+</w:hdr>
 </file>
 
 <file path=word/numbering.xml><?xml version="1.0" encoding="utf-8"?>

--- a/FEDL/Exp-9.docx
+++ b/FEDL/Exp-9.docx
@@ -4803,7 +4803,7 @@
       <w:headerReference w:type="default" r:id="rId8"/>
       <w:footerReference w:type="default" r:id="rId9"/>
       <w:pgSz w:h="15840" w:w="12240" w:orient="portrait"/>
-      <w:pgMar w:bottom="720" w:top="720" w:left="1440" w:right="1440" w:header="720" w:footer="720"/>
+      <w:pgMar w:bottom="720" w:top="720" w:left="720" w:right="720" w:header="720" w:footer="720"/>
       <w:pgNumType w:start="1"/>
     </w:sectPr>
   </w:body>
